--- a/klagomål/A 9066-2025 FSC-klagomål.docx
+++ b/klagomål/A 9066-2025 FSC-klagomål.docx
@@ -812,7 +812,7 @@
     <w:r>
       <w:tab/>
       <w:tab/>
-      <w:t>2026-09-14</w:t>
+      <w:t>2026-09-15</w:t>
       <w:br/>
       <w:br/>
     </w:r>

--- a/klagomål/A 9066-2025 FSC-klagomål.docx
+++ b/klagomål/A 9066-2025 FSC-klagomål.docx
@@ -812,7 +812,7 @@
     <w:r>
       <w:tab/>
       <w:tab/>
-      <w:t>2026-09-15</w:t>
+      <w:t>2026-09-16</w:t>
       <w:br/>
       <w:br/>
     </w:r>

--- a/klagomål/A 9066-2025 FSC-klagomål.docx
+++ b/klagomål/A 9066-2025 FSC-klagomål.docx
@@ -812,7 +812,7 @@
     <w:r>
       <w:tab/>
       <w:tab/>
-      <w:t>2026-09-16</w:t>
+      <w:t>2026-09-17</w:t>
       <w:br/>
       <w:br/>
     </w:r>

--- a/klagomål/A 9066-2025 FSC-klagomål.docx
+++ b/klagomål/A 9066-2025 FSC-klagomål.docx
@@ -812,7 +812,7 @@
     <w:r>
       <w:tab/>
       <w:tab/>
-      <w:t>2026-09-17</w:t>
+      <w:t>2026-09-18</w:t>
       <w:br/>
       <w:br/>
     </w:r>

--- a/klagomål/A 9066-2025 FSC-klagomål.docx
+++ b/klagomål/A 9066-2025 FSC-klagomål.docx
@@ -812,7 +812,7 @@
     <w:r>
       <w:tab/>
       <w:tab/>
-      <w:t>2026-09-18</w:t>
+      <w:t>2026-09-19</w:t>
       <w:br/>
       <w:br/>
     </w:r>

--- a/klagomål/A 9066-2025 FSC-klagomål.docx
+++ b/klagomål/A 9066-2025 FSC-klagomål.docx
@@ -812,7 +812,7 @@
     <w:r>
       <w:tab/>
       <w:tab/>
-      <w:t>2026-09-19</w:t>
+      <w:t>2026-09-21</w:t>
       <w:br/>
       <w:br/>
     </w:r>

--- a/klagomål/A 9066-2025 FSC-klagomål.docx
+++ b/klagomål/A 9066-2025 FSC-klagomål.docx
@@ -812,7 +812,7 @@
     <w:r>
       <w:tab/>
       <w:tab/>
-      <w:t>2026-09-21</w:t>
+      <w:t>2026-09-23</w:t>
       <w:br/>
       <w:br/>
     </w:r>

--- a/klagomål/A 9066-2025 FSC-klagomål.docx
+++ b/klagomål/A 9066-2025 FSC-klagomål.docx
@@ -812,7 +812,7 @@
     <w:r>
       <w:tab/>
       <w:tab/>
-      <w:t>2026-09-23</w:t>
+      <w:t>2026-09-24</w:t>
       <w:br/>
       <w:br/>
     </w:r>

--- a/klagomål/A 9066-2025 FSC-klagomål.docx
+++ b/klagomål/A 9066-2025 FSC-klagomål.docx
@@ -812,7 +812,7 @@
     <w:r>
       <w:tab/>
       <w:tab/>
-      <w:t>2026-09-24</w:t>
+      <w:t>2026-09-25</w:t>
       <w:br/>
       <w:br/>
     </w:r>

--- a/klagomål/A 9066-2025 FSC-klagomål.docx
+++ b/klagomål/A 9066-2025 FSC-klagomål.docx
@@ -812,7 +812,7 @@
     <w:r>
       <w:tab/>
       <w:tab/>
-      <w:t>2026-09-25</w:t>
+      <w:t>2026-09-26</w:t>
       <w:br/>
       <w:br/>
     </w:r>

--- a/klagomål/A 9066-2025 FSC-klagomål.docx
+++ b/klagomål/A 9066-2025 FSC-klagomål.docx
@@ -812,7 +812,7 @@
     <w:r>
       <w:tab/>
       <w:tab/>
-      <w:t>2026-09-26</w:t>
+      <w:t>2026-09-27</w:t>
       <w:br/>
       <w:br/>
     </w:r>

--- a/klagomål/A 9066-2025 FSC-klagomål.docx
+++ b/klagomål/A 9066-2025 FSC-klagomål.docx
@@ -812,7 +812,7 @@
     <w:r>
       <w:tab/>
       <w:tab/>
-      <w:t>2026-09-27</w:t>
+      <w:t>2026-09-28</w:t>
       <w:br/>
       <w:br/>
     </w:r>

--- a/klagomål/A 9066-2025 FSC-klagomål.docx
+++ b/klagomål/A 9066-2025 FSC-klagomål.docx
@@ -812,7 +812,7 @@
     <w:r>
       <w:tab/>
       <w:tab/>
-      <w:t>2026-09-28</w:t>
+      <w:t>2026-09-29</w:t>
       <w:br/>
       <w:br/>
     </w:r>

--- a/klagomål/A 9066-2025 FSC-klagomål.docx
+++ b/klagomål/A 9066-2025 FSC-klagomål.docx
@@ -163,7 +163,7 @@
         <w:pStyle w:val="Title"/>
       </w:pPr>
       <w:r>
-        <w:t>Inledande FSC- /PEFC-klagomål – information om höga naturvärden i avverkningsanmälan A 9066-2025 i Flens kommun</w:t>
+        <w:t>Inledande FSC- /PEFC-klagomål – information om höga naturvärden och fridlysta arter i avverkningsanmälan A 9066-2025 i Flens kommun</w:t>
       </w:r>
     </w:p>
     <w:p>
@@ -178,7 +178,7 @@
       <w:r>
         <w:drawing>
           <wp:inline xmlns:a="http://schemas.openxmlformats.org/drawingml/2006/main" xmlns:pic="http://schemas.openxmlformats.org/drawingml/2006/picture">
-            <wp:extent cx="5486400" cy="3278642"/>
+            <wp:extent cx="5486400" cy="3167406"/>
             <wp:docPr id="1" name="Picture 1"/>
             <wp:cNvGraphicFramePr>
               <a:graphicFrameLocks noChangeAspect="1"/>
@@ -199,7 +199,7 @@
                   <pic:spPr>
                     <a:xfrm>
                       <a:off x="0" y="0"/>
-                      <a:ext cx="5486400" cy="3278642"/>
+                      <a:ext cx="5486400" cy="3167406"/>
                     </a:xfrm>
                     <a:prstGeom prst="rect"/>
                   </pic:spPr>
@@ -221,7 +221,7 @@
     </w:p>
     <w:p>
       <w:r>
-        <w:t>I och inom 21 meter från avverkningsanmälan finns fynd av 13 naturvårdsarter, varav 5 är rödlistade och 8 är typiska (T): gullklöver (NT), jungfrulin (NT), svinrot (NT), vanlig backsmörblomma (NT), vårstarr (NT), bergsslok (T), blåbär (T), getrams (T), humleblomster (T), liljekonvalj (T), sälg (T), vitsippa (T) och ängskovall (T). Se Figur 1.</w:t>
+        <w:t>I och inom 21 meter från avverkningsanmälan finns fynd av 15 naturvårdsarter, varav 5 är rödlistade, 2 är fridlysta och 8 är typiska (T): gullklöver (NT), jungfrulin (NT), svinrot (NT), vanlig backsmörblomma (NT), vårstarr (NT), bergsslok (T), blåbär (T), getrams (T), humleblomster (T), liljekonvalj (T), sälg (T), vitsippa (T), ängskovall (T), fläcknycklar (§8) och gullviva (§9). Se Figur 1.</w:t>
       </w:r>
     </w:p>
     <w:p>
@@ -408,6 +408,35 @@
       </w:r>
     </w:p>
     <w:p>
+      <w:r>
+        <w:rPr>
+          <w:b/>
+        </w:rPr>
+        <w:t>Gullviva (§9)</w:t>
+      </w:r>
+      <w:r>
+        <w:t xml:space="preserve"> är värdväxt för bland annat den rödlistade och sällsynta fjärilen gullvivefjäril (VU) samt typisk art för </w:t>
+      </w:r>
+      <w:r>
+        <w:rPr>
+          <w:i/>
+        </w:rPr>
+        <w:t xml:space="preserve">9070 Trädklädd betesmark, 6530 Lövängar, 6510 Slåtterängar i låglandet </w:t>
+      </w:r>
+      <w:r>
+        <w:t>och</w:t>
+      </w:r>
+      <w:r>
+        <w:rPr>
+          <w:i/>
+        </w:rPr>
+        <w:t xml:space="preserve"> 6270 Silikatgräsmarker</w:t>
+      </w:r>
+      <w:r>
+        <w:t xml:space="preserve"> (SLU Artdatabanken, 2025).</w:t>
+      </w:r>
+    </w:p>
+    <w:p>
       <w:pPr>
         <w:pStyle w:val="Heading1"/>
       </w:pPr>
@@ -497,7 +526,7 @@
         <w:rPr>
           <w:i/>
         </w:rPr>
-        <w:t>I det avverkningsanmälda skogsområdet har 13 naturvårdsarter varav 5 rödlistade arter sina livsmiljöer och växtplatser.</w:t>
+        <w:t>I det avverkningsanmälda skogsområdet har 15 naturvårdsarter varav 5 rödlistade arter sina livsmiljöer och växtplatser.</w:t>
       </w:r>
     </w:p>
     <w:p>
@@ -812,7 +841,7 @@
     <w:r>
       <w:tab/>
       <w:tab/>
-      <w:t>2026-09-29</w:t>
+      <w:t>2026-09-30</w:t>
       <w:br/>
       <w:br/>
     </w:r>

--- a/klagomål/A 9066-2025 FSC-klagomål.docx
+++ b/klagomål/A 9066-2025 FSC-klagomål.docx
@@ -841,7 +841,7 @@
     <w:r>
       <w:tab/>
       <w:tab/>
-      <w:t>2026-09-30</w:t>
+      <w:t>2026-10-01</w:t>
       <w:br/>
       <w:br/>
     </w:r>

--- a/klagomål/A 9066-2025 FSC-klagomål.docx
+++ b/klagomål/A 9066-2025 FSC-klagomål.docx
@@ -841,7 +841,7 @@
     <w:r>
       <w:tab/>
       <w:tab/>
-      <w:t>2026-10-01</w:t>
+      <w:t>2026-10-02</w:t>
       <w:br/>
       <w:br/>
     </w:r>

--- a/klagomål/A 9066-2025 FSC-klagomål.docx
+++ b/klagomål/A 9066-2025 FSC-klagomål.docx
@@ -841,7 +841,7 @@
     <w:r>
       <w:tab/>
       <w:tab/>
-      <w:t>2026-10-02</w:t>
+      <w:t>2026-10-03</w:t>
       <w:br/>
       <w:br/>
     </w:r>

--- a/klagomål/A 9066-2025 FSC-klagomål.docx
+++ b/klagomål/A 9066-2025 FSC-klagomål.docx
@@ -841,7 +841,7 @@
     <w:r>
       <w:tab/>
       <w:tab/>
-      <w:t>2026-10-03</w:t>
+      <w:t>2026-10-04</w:t>
       <w:br/>
       <w:br/>
     </w:r>

--- a/klagomål/A 9066-2025 FSC-klagomål.docx
+++ b/klagomål/A 9066-2025 FSC-klagomål.docx
@@ -841,7 +841,7 @@
     <w:r>
       <w:tab/>
       <w:tab/>
-      <w:t>2026-10-04</w:t>
+      <w:t>2026-10-05</w:t>
       <w:br/>
       <w:br/>
     </w:r>

--- a/klagomål/A 9066-2025 FSC-klagomål.docx
+++ b/klagomål/A 9066-2025 FSC-klagomål.docx
@@ -841,7 +841,7 @@
     <w:r>
       <w:tab/>
       <w:tab/>
-      <w:t>2026-10-05</w:t>
+      <w:t>2026-10-06</w:t>
       <w:br/>
       <w:br/>
     </w:r>

--- a/klagomål/A 9066-2025 FSC-klagomål.docx
+++ b/klagomål/A 9066-2025 FSC-klagomål.docx
@@ -841,7 +841,7 @@
     <w:r>
       <w:tab/>
       <w:tab/>
-      <w:t>2026-10-06</w:t>
+      <w:t>2026-10-07</w:t>
       <w:br/>
       <w:br/>
     </w:r>

--- a/klagomål/A 9066-2025 FSC-klagomål.docx
+++ b/klagomål/A 9066-2025 FSC-klagomål.docx
@@ -841,7 +841,7 @@
     <w:r>
       <w:tab/>
       <w:tab/>
-      <w:t>2026-10-07</w:t>
+      <w:t>2026-10-08</w:t>
       <w:br/>
       <w:br/>
     </w:r>

--- a/klagomål/A 9066-2025 FSC-klagomål.docx
+++ b/klagomål/A 9066-2025 FSC-klagomål.docx
@@ -841,7 +841,7 @@
     <w:r>
       <w:tab/>
       <w:tab/>
-      <w:t>2026-10-08</w:t>
+      <w:t>2026-10-09</w:t>
       <w:br/>
       <w:br/>
     </w:r>

--- a/klagomål/A 9066-2025 FSC-klagomål.docx
+++ b/klagomål/A 9066-2025 FSC-klagomål.docx
@@ -841,7 +841,7 @@
     <w:r>
       <w:tab/>
       <w:tab/>
-      <w:t>2026-10-09</w:t>
+      <w:t>2026-10-10</w:t>
       <w:br/>
       <w:br/>
     </w:r>

--- a/klagomål/A 9066-2025 FSC-klagomål.docx
+++ b/klagomål/A 9066-2025 FSC-klagomål.docx
@@ -841,7 +841,7 @@
     <w:r>
       <w:tab/>
       <w:tab/>
-      <w:t>2026-10-10</w:t>
+      <w:t>2026-10-11</w:t>
       <w:br/>
       <w:br/>
     </w:r>

--- a/klagomål/A 9066-2025 FSC-klagomål.docx
+++ b/klagomål/A 9066-2025 FSC-klagomål.docx
@@ -841,7 +841,7 @@
     <w:r>
       <w:tab/>
       <w:tab/>
-      <w:t>2026-10-11</w:t>
+      <w:t>2026-10-12</w:t>
       <w:br/>
       <w:br/>
     </w:r>

--- a/klagomål/A 9066-2025 FSC-klagomål.docx
+++ b/klagomål/A 9066-2025 FSC-klagomål.docx
@@ -841,7 +841,7 @@
     <w:r>
       <w:tab/>
       <w:tab/>
-      <w:t>2026-10-12</w:t>
+      <w:t>2026-10-13</w:t>
       <w:br/>
       <w:br/>
     </w:r>

--- a/klagomål/A 9066-2025 FSC-klagomål.docx
+++ b/klagomål/A 9066-2025 FSC-klagomål.docx
@@ -841,7 +841,7 @@
     <w:r>
       <w:tab/>
       <w:tab/>
-      <w:t>2026-10-13</w:t>
+      <w:t>2026-10-14</w:t>
       <w:br/>
       <w:br/>
     </w:r>

--- a/klagomål/A 9066-2025 FSC-klagomål.docx
+++ b/klagomål/A 9066-2025 FSC-klagomål.docx
@@ -841,7 +841,7 @@
     <w:r>
       <w:tab/>
       <w:tab/>
-      <w:t>2026-10-14</w:t>
+      <w:t>2026-10-15</w:t>
       <w:br/>
       <w:br/>
     </w:r>

--- a/klagomål/A 9066-2025 FSC-klagomål.docx
+++ b/klagomål/A 9066-2025 FSC-klagomål.docx
@@ -841,7 +841,7 @@
     <w:r>
       <w:tab/>
       <w:tab/>
-      <w:t>2026-10-15</w:t>
+      <w:t>2026-10-16</w:t>
       <w:br/>
       <w:br/>
     </w:r>

--- a/klagomål/A 9066-2025 FSC-klagomål.docx
+++ b/klagomål/A 9066-2025 FSC-klagomål.docx
@@ -841,7 +841,7 @@
     <w:r>
       <w:tab/>
       <w:tab/>
-      <w:t>2026-10-16</w:t>
+      <w:t>2026-10-17</w:t>
       <w:br/>
       <w:br/>
     </w:r>

--- a/klagomål/A 9066-2025 FSC-klagomål.docx
+++ b/klagomål/A 9066-2025 FSC-klagomål.docx
@@ -841,7 +841,7 @@
     <w:r>
       <w:tab/>
       <w:tab/>
-      <w:t>2026-10-17</w:t>
+      <w:t>2026-10-18</w:t>
       <w:br/>
       <w:br/>
     </w:r>

--- a/klagomål/A 9066-2025 FSC-klagomål.docx
+++ b/klagomål/A 9066-2025 FSC-klagomål.docx
@@ -841,7 +841,7 @@
     <w:r>
       <w:tab/>
       <w:tab/>
-      <w:t>2026-10-18</w:t>
+      <w:t>2026-10-19</w:t>
       <w:br/>
       <w:br/>
     </w:r>

--- a/klagomål/A 9066-2025 FSC-klagomål.docx
+++ b/klagomål/A 9066-2025 FSC-klagomål.docx
@@ -841,7 +841,7 @@
     <w:r>
       <w:tab/>
       <w:tab/>
-      <w:t>2026-10-19</w:t>
+      <w:t>2026-10-20</w:t>
       <w:br/>
       <w:br/>
     </w:r>

--- a/klagomål/A 9066-2025 FSC-klagomål.docx
+++ b/klagomål/A 9066-2025 FSC-klagomål.docx
@@ -841,7 +841,7 @@
     <w:r>
       <w:tab/>
       <w:tab/>
-      <w:t>2026-10-20</w:t>
+      <w:t>2026-10-21</w:t>
       <w:br/>
       <w:br/>
     </w:r>

--- a/klagomål/A 9066-2025 FSC-klagomål.docx
+++ b/klagomål/A 9066-2025 FSC-klagomål.docx
@@ -841,7 +841,7 @@
     <w:r>
       <w:tab/>
       <w:tab/>
-      <w:t>2026-10-21</w:t>
+      <w:t>2026-10-22</w:t>
       <w:br/>
       <w:br/>
     </w:r>

--- a/klagomål/A 9066-2025 FSC-klagomål.docx
+++ b/klagomål/A 9066-2025 FSC-klagomål.docx
@@ -841,7 +841,7 @@
     <w:r>
       <w:tab/>
       <w:tab/>
-      <w:t>2026-10-22</w:t>
+      <w:t>2026-10-23</w:t>
       <w:br/>
       <w:br/>
     </w:r>

--- a/klagomål/A 9066-2025 FSC-klagomål.docx
+++ b/klagomål/A 9066-2025 FSC-klagomål.docx
@@ -841,7 +841,7 @@
     <w:r>
       <w:tab/>
       <w:tab/>
-      <w:t>2026-10-23</w:t>
+      <w:t>2026-10-24</w:t>
       <w:br/>
       <w:br/>
     </w:r>

--- a/klagomål/A 9066-2025 FSC-klagomål.docx
+++ b/klagomål/A 9066-2025 FSC-klagomål.docx
@@ -841,7 +841,7 @@
     <w:r>
       <w:tab/>
       <w:tab/>
-      <w:t>2026-10-24</w:t>
+      <w:t>2026-10-25</w:t>
       <w:br/>
       <w:br/>
     </w:r>

--- a/klagomål/A 9066-2025 FSC-klagomål.docx
+++ b/klagomål/A 9066-2025 FSC-klagomål.docx
@@ -841,7 +841,7 @@
     <w:r>
       <w:tab/>
       <w:tab/>
-      <w:t>2026-10-25</w:t>
+      <w:t>2026-10-26</w:t>
       <w:br/>
       <w:br/>
     </w:r>

--- a/klagomål/A 9066-2025 FSC-klagomål.docx
+++ b/klagomål/A 9066-2025 FSC-klagomål.docx
@@ -841,7 +841,7 @@
     <w:r>
       <w:tab/>
       <w:tab/>
-      <w:t>2026-10-26</w:t>
+      <w:t>2026-10-27</w:t>
       <w:br/>
       <w:br/>
     </w:r>

--- a/klagomål/A 9066-2025 FSC-klagomål.docx
+++ b/klagomål/A 9066-2025 FSC-klagomål.docx
@@ -841,7 +841,7 @@
     <w:r>
       <w:tab/>
       <w:tab/>
-      <w:t>2026-10-27</w:t>
+      <w:t>2026-10-28</w:t>
       <w:br/>
       <w:br/>
     </w:r>

--- a/klagomål/A 9066-2025 FSC-klagomål.docx
+++ b/klagomål/A 9066-2025 FSC-klagomål.docx
@@ -841,7 +841,7 @@
     <w:r>
       <w:tab/>
       <w:tab/>
-      <w:t>2026-10-28</w:t>
+      <w:t>2026-10-29</w:t>
       <w:br/>
       <w:br/>
     </w:r>

--- a/klagomål/A 9066-2025 FSC-klagomål.docx
+++ b/klagomål/A 9066-2025 FSC-klagomål.docx
@@ -841,7 +841,7 @@
     <w:r>
       <w:tab/>
       <w:tab/>
-      <w:t>2026-10-29</w:t>
+      <w:t>2026-10-31</w:t>
       <w:br/>
       <w:br/>
     </w:r>
